--- a/courts/sixth-circuit/tennessee/state/supreme-court/motion-brief/usage/OUTPUT-motion-brief.docx
+++ b/courts/sixth-circuit/tennessee/state/supreme-court/motion-brief/usage/OUTPUT-motion-brief.docx
@@ -948,52 +948,46 @@
         <w:noBreakHyphen/>
       </w:r>
       <w:r>
-        <w:t xml:space="preserve">19 cases on Tuesday. https://​www.​asafenashville.​org/ (last visited April 29, 2020). Twenty-four Nashvillians have died. Id. As new cases of the virus continue to rise, Nashville cannot determine the date that phased reopening can safely begin. Samantha Max, Nashville Coronavirus Cases Continue to Mount, Slowing Plans to Reopen, WPLN (April 28, 2020), https://​www.​tn.​gov/​correction/​frequently-​asked-​questions-​regarding-​covid</w:t>
+        <w:t xml:space="preserve">19 cases on Tuesday. https://​www.​asafenashville.​org/ (last visited April 29, 2020). Twenty-four Nashvillians have died. Id. As new cases of the virus continue to rise, Nashville cannot determine the date that phased reopening can safely begin. Samantha Max, Nashville Coronavirus Cases Continue to Mount, Slowing Plans to Reopen, WPLN (April 28, 2020), https://​www.​tn.​gov/​correction/​frequently-​asked-​questions-​regarding-​covid-⁠19.​html (last visited April 29, 2020).</w:t>
+      </w:r>
+    </w:p>
+    <w:p>
+      <w:pPr>
+        <w:pStyle w:val="BodyText"/>
+      </w:pPr>
+      <w:r>
+        <w:t xml:space="preserve">4. COVID</w:t>
       </w:r>
       <w:r>
         <w:noBreakHyphen/>
       </w:r>
       <w:r>
-        <w:t xml:space="preserve">19.​html (last visited April 29, 2020).</w:t>
-      </w:r>
-    </w:p>
-    <w:p>
-      <w:pPr>
-        <w:pStyle w:val="BodyText"/>
-      </w:pPr>
-      <w:r>
-        <w:t xml:space="preserve">4. COVID</w:t>
+        <w:t xml:space="preserve">19 is inside Tennessee prisons. Bledsoe County has one of the worst outbreaks in the nation. Steven Hale, The Bledsoe County Prison COVID</w:t>
       </w:r>
       <w:r>
         <w:noBreakHyphen/>
       </w:r>
       <w:r>
-        <w:t xml:space="preserve">19 is inside Tennessee prisons. Bledsoe County has one of the worst outbreaks in the nation. Steven Hale, The Bledsoe County Prison COVID</w:t>
+        <w:t xml:space="preserve">19 Outbreak is One of the Worst in the Country, Nashville Scene (April 27, 2020),</w:t>
+      </w:r>
+    </w:p>
+    <w:p>
+      <w:pPr>
+        <w:pStyle w:val="BodyText"/>
+      </w:pPr>
+      <w:r>
+        <w:t xml:space="preserve">https://​www.​nashvillescene.​com/​news/​pith-​in-​the-​wind/​article/​21130409/​the-​bledsoe-​county-​prison-​covid19-​outbreak-​is-​one-​of-​the-​worst-​in-​the-​country (last visited April 29, 2020). The Tennessee Department of Correction reports that as of April 28, 2020, only 3,808 inmates have been tested. TDOC Inmates COVID</w:t>
       </w:r>
       <w:r>
         <w:noBreakHyphen/>
       </w:r>
       <w:r>
-        <w:t xml:space="preserve">19 Outbreak is One of the Worst in the Country, Nashville Scene (April 27, 2020),</w:t>
-      </w:r>
-    </w:p>
-    <w:p>
-      <w:pPr>
-        <w:pStyle w:val="BodyText"/>
-      </w:pPr>
-      <w:r>
-        <w:t xml:space="preserve">https://​www.​nashvillescene.​com/​news/​pith-​in-​the-​wind/​article/​21130409/​the-​bledsoe-​county-​prison-​covid19-​outbreak-​is-​one-​of-​the-​worst-​in-​the-​country (last visited April 29, 2020). The Tennessee Department of Correction reports that as of April 28, 2020, only 3,808 inmates have been tested. TDOC Inmates COVID</w:t>
+        <w:t xml:space="preserve">19 Testing, Attachment A. 756 prisoners have tested positive. Id. Only two inmates have been tested at Riverbend Maximum Security Institution which houses death row inmates. On April 27, 2020, the department revealed that one of those inmates is positive for COVID</w:t>
       </w:r>
       <w:r>
         <w:noBreakHyphen/>
       </w:r>
       <w:r>
-        <w:t xml:space="preserve">19 Testing, Attachment A. 756 prisoners have tested positive. Id. Only two inmates have been tested at Riverbend Maximum Security Institution which houses death row inmates. On April 27, 2020, the department revealed that one of those inmates is positive for COVID</w:t>
-      </w:r>
-      <w:r>
-        <w:noBreakHyphen/>
-      </w:r>
-      <w:r>
         <w:t xml:space="preserve">19.</w:t>
       </w:r>
     </w:p>
@@ -1018,25 +1012,7 @@
         <w:pStyle w:val="BodyText"/>
       </w:pPr>
       <w:r>
-        <w:t xml:space="preserve">(April 26, 2020, 6:08 PM), https://​www.​washingtonpost.​com/​politics/​social-​distancing-​could-​last-​months-​white-​house-​coronavirus-​coordinator-​says/​2020/​04/​26/​ad8d2f84</w:t>
-      </w:r>
-      <w:r>
-        <w:noBreakHyphen/>
-      </w:r>
-      <w:r>
-        <w:t xml:space="preserve">87de</w:t>
-      </w:r>
-      <w:r>
-        <w:noBreakHyphen/>
-      </w:r>
-      <w:r>
-        <w:t xml:space="preserve">11ea</w:t>
-      </w:r>
-      <w:r>
-        <w:noBreakHyphen/>
-      </w:r>
-      <w:r>
-        <w:t xml:space="preserve">8ac1-​bfb250876b7a_story.​html (last visited April 27, 2020).</w:t>
+        <w:t xml:space="preserve">(April 26, 2020, 6:08 PM), https://​www.​washingtonpost.​com/​politics/​social-​distancing-​could-​last-​months-​white-​house-​coronavirus-​coordinator-​says/​2020/​04/​26/​ad8d2f84-⁠87de-⁠11ea-⁠8ac1-​bfb250876b7a_story.​html (last visited April 27, 2020).</w:t>
       </w:r>
     </w:p>
     <w:p>
@@ -1068,27 +1044,15 @@
         <w:pStyle w:val="BodyText"/>
       </w:pPr>
       <w:r>
-        <w:t xml:space="preserve">[T]he Court strongly encourages all courts to continue to operate through remote proceedings such as video or audio conferencing whenever possible, even if the matter can be handled in-person in compliance with the judicial district’s approved plan. We have a long way to go in defeating this virus, and the more social distancing that can be done, the better it will be for everyone. https://​tncourts.​gov/​press/​2020/​04/​24/​supreme-​court-​extends-​judicial-​emergency-​may</w:t>
-      </w:r>
-      <w:r>
-        <w:noBreakHyphen/>
-      </w:r>
-      <w:r>
-        <w:t xml:space="preserve">31-​allows-​judicial-​districts-​submit (last visited April 27, 2020).</w:t>
-      </w:r>
-    </w:p>
-    <w:p>
-      <w:pPr>
-        <w:pStyle w:val="BodyText"/>
-      </w:pPr>
-      <w:r>
-        <w:t xml:space="preserve">10. Governor Bill Lee asks Tennesseans to continue to practice social-distancing, wear face coverings when in public, and for businesses to allow those who can to work from home. “Social distancing works, and as we open up our economy it will be more important than ever that we keep social distancing as lives and livelihoods depend on it.” https://​www.​fox13memphis.​com/​news/​local/​safer-​home-​order-​tennessee-​will-​expire-​april</w:t>
-      </w:r>
-      <w:r>
-        <w:noBreakHyphen/>
-      </w:r>
-      <w:r>
-        <w:t xml:space="preserve">30-​governor-​says/​5DUO6HYX5BC3ZKL6TKX476OWRI/ (last visited April 27, 2020). Noting that the “threat from COVID</w:t>
+        <w:t xml:space="preserve">[T]he Court strongly encourages all courts to continue to operate through remote proceedings such as video or audio conferencing whenever possible, even if the matter can be handled in-person in compliance with the judicial district’s approved plan. We have a long way to go in defeating this virus, and the more social distancing that can be done, the better it will be for everyone. https://​tncourts.​gov/​press/​2020/​04/​24/​supreme-​court-​extends-​judicial-​emergency-​may-⁠31-​allows-​judicial-​districts-​submit (last visited April 27, 2020).</w:t>
+      </w:r>
+    </w:p>
+    <w:p>
+      <w:pPr>
+        <w:pStyle w:val="BodyText"/>
+      </w:pPr>
+      <w:r>
+        <w:t xml:space="preserve">10. Governor Bill Lee asks Tennesseans to continue to practice social-distancing, wear face coverings when in public, and for businesses to allow those who can to work from home. “Social distancing works, and as we open up our economy it will be more important than ever that we keep social distancing as lives and livelihoods depend on it.” https://​www.​fox13memphis.​com/​news/​local/​safer-​home-​order-​tennessee-​will-​expire-​april-⁠30-​governor-​says/​5DUO6HYX5BC3ZKL6TKX476OWRI/ (last visited April 27, 2020). Noting that the “threat from COVID</w:t>
       </w:r>
       <w:r>
         <w:noBreakHyphen/>
@@ -1530,13 +1494,7 @@
         <w:pStyle w:val="BodyText"/>
       </w:pPr>
       <w:r>
-        <w:t xml:space="preserve">32. No efforts can, or should, be accomplished without frequent in person contact with Mr. Black. This is particularly important given the need to provide current data regarding Mr. Black’s mental status. Legal visits at Riverbend Maximum Security Institution have been suspended until further notice. https://​www.​tn.​gov/​correction/​frequently-​asked-​questions-​regarding-​covid</w:t>
-      </w:r>
-      <w:r>
-        <w:noBreakHyphen/>
-      </w:r>
-      <w:r>
-        <w:t xml:space="preserve">19.​html (last visited April 29, 2020). And for good reason. In the words of the Department of Correction, prisoners are a “vulnerable population.” Id. Governor Lee’s April 28, 2020 Executive Order #30 states “[s]pecial care should be taken to protect vulnerable populations.” Exec. Order # 30, at 4. The legal team could inadvertently introduce the virus into the institution. Conversely, the legal team could contract the virus and spread it in the community. Telephone access is difficult while the legal team is working remotely. Telephone conversations lack the privacy necessary to protect the attorney/​client privilege and are wholly inadequate given the stakes at hand.</w:t>
+        <w:t xml:space="preserve">32. No efforts can, or should, be accomplished without frequent in person contact with Mr. Black. This is particularly important given the need to provide current data regarding Mr. Black’s mental status. Legal visits at Riverbend Maximum Security Institution have been suspended until further notice. https://​www.​tn.​gov/​correction/​frequently-​asked-​questions-​regarding-​covid-⁠19.​html (last visited April 29, 2020). And for good reason. In the words of the Department of Correction, prisoners are a “vulnerable population.” Id. Governor Lee’s April 28, 2020 Executive Order #30 states “[s]pecial care should be taken to protect vulnerable populations.” Exec. Order # 30, at 4. The legal team could inadvertently introduce the virus into the institution. Conversely, the legal team could contract the virus and spread it in the community. Telephone access is difficult while the legal team is working remotely. Telephone conversations lack the privacy necessary to protect the attorney/​client privilege and are wholly inadequate given the stakes at hand.</w:t>
       </w:r>
     </w:p>
     <w:p>
